--- a/Material/Formato Contrato.docx
+++ b/Material/Formato Contrato.docx
@@ -33,22 +33,47 @@
           <w:rFonts w:ascii="Arial" w:hAnsi="Arial"/>
           <w:b/>
           <w:sz w:val="20"/>
-        </w:rPr>
-        <w:t>RAM SPA</w:t>
-      </w:r>
-      <w:r>
-        <w:rPr>
-          <w:sz w:val="20"/>
-        </w:rPr>
-        <w:t xml:space="preserve">, Rol Único Tributario N.º 77.216.779-2; domiciliado en </w:t>
+          <w:highlight w:val="yellow"/>
+        </w:rPr>
+        <w:t>NOMBRE EMPRESA</w:t>
+      </w:r>
+      <w:r>
+        <w:rPr>
+          <w:sz w:val="20"/>
+        </w:rPr>
+        <w:t xml:space="preserve">, Rol Único Tributario N.º </w:t>
+      </w:r>
+      <w:r>
+        <w:rPr>
+          <w:b/>
+          <w:bCs/>
+          <w:sz w:val="20"/>
+          <w:highlight w:val="yellow"/>
+        </w:rPr>
+        <w:t>RUT EMPRESA</w:t>
+      </w:r>
+      <w:r>
+        <w:rPr>
+          <w:sz w:val="20"/>
+        </w:rPr>
+        <w:t xml:space="preserve">; domiciliado en </w:t>
       </w:r>
       <w:r>
         <w:rPr>
           <w:rFonts w:ascii="Arial" w:hAnsi="Arial"/>
           <w:b/>
           <w:sz w:val="20"/>
-        </w:rPr>
-        <w:t>Club Hípico 4676,</w:t>
+          <w:highlight w:val="yellow"/>
+        </w:rPr>
+        <w:t>DIRECCION EMPRESA</w:t>
+      </w:r>
+      <w:r>
+        <w:rPr>
+          <w:rFonts w:ascii="Arial" w:hAnsi="Arial"/>
+          <w:b/>
+          <w:sz w:val="20"/>
+        </w:rPr>
+        <w:t>,</w:t>
       </w:r>
       <w:r>
         <w:rPr>
@@ -77,42 +102,17 @@
           <w:rFonts w:ascii="Arial" w:hAnsi="Arial"/>
           <w:b/>
           <w:sz w:val="20"/>
-        </w:rPr>
-        <w:t>PEDRO</w:t>
+          <w:highlight w:val="yellow"/>
+        </w:rPr>
+        <w:t>COMUNA EMPRESA</w:t>
       </w:r>
       <w:r>
         <w:rPr>
           <w:rFonts w:ascii="Arial" w:hAnsi="Arial"/>
           <w:b/>
-          <w:spacing w:val="-13"/>
-          <w:sz w:val="20"/>
-        </w:rPr>
-        <w:t xml:space="preserve"> </w:t>
-      </w:r>
-      <w:r>
-        <w:rPr>
-          <w:rFonts w:ascii="Arial" w:hAnsi="Arial"/>
-          <w:b/>
-          <w:sz w:val="20"/>
-        </w:rPr>
-        <w:t>AGUIRRE</w:t>
-      </w:r>
-      <w:r>
-        <w:rPr>
-          <w:rFonts w:ascii="Arial" w:hAnsi="Arial"/>
-          <w:b/>
-          <w:spacing w:val="-7"/>
-          <w:sz w:val="20"/>
-        </w:rPr>
-        <w:t xml:space="preserve"> </w:t>
-      </w:r>
-      <w:r>
-        <w:rPr>
-          <w:rFonts w:ascii="Arial" w:hAnsi="Arial"/>
-          <w:b/>
-          <w:sz w:val="20"/>
-        </w:rPr>
-        <w:t>CERDA,</w:t>
+          <w:sz w:val="20"/>
+        </w:rPr>
+        <w:t>,</w:t>
       </w:r>
       <w:r>
         <w:rPr>
@@ -128,25 +128,9 @@
           <w:rFonts w:ascii="Arial" w:hAnsi="Arial"/>
           <w:b/>
           <w:sz w:val="20"/>
-        </w:rPr>
-        <w:t>Región</w:t>
-      </w:r>
-      <w:r>
-        <w:rPr>
-          <w:rFonts w:ascii="Arial" w:hAnsi="Arial"/>
-          <w:b/>
-          <w:spacing w:val="-5"/>
-          <w:sz w:val="20"/>
-        </w:rPr>
-        <w:t xml:space="preserve"> </w:t>
-      </w:r>
-      <w:r>
-        <w:rPr>
-          <w:rFonts w:ascii="Arial" w:hAnsi="Arial"/>
-          <w:b/>
-          <w:sz w:val="20"/>
-        </w:rPr>
-        <w:t>Metropolitana</w:t>
+          <w:highlight w:val="yellow"/>
+        </w:rPr>
+        <w:t>REGION EMPRESA</w:t>
       </w:r>
       <w:r>
         <w:rPr>
@@ -245,39 +229,90 @@
         </w:rPr>
         <w:t xml:space="preserve">indistintamente denominada como el "Empleador" o la "Empresa" y Don </w:t>
       </w:r>
+      <w:proofErr w:type="spellStart"/>
       <w:r>
         <w:rPr>
           <w:rFonts w:ascii="Trebuchet MS" w:hAnsi="Trebuchet MS"/>
           <w:b/>
-        </w:rPr>
-        <w:t>ANDY</w:t>
-      </w:r>
+          <w:highlight w:val="yellow"/>
+        </w:rPr>
+        <w:t>xxxx</w:t>
+      </w:r>
+      <w:proofErr w:type="spellEnd"/>
       <w:r>
         <w:rPr>
           <w:rFonts w:ascii="Trebuchet MS" w:hAnsi="Trebuchet MS"/>
           <w:b/>
-          <w:spacing w:val="-17"/>
-        </w:rPr>
-        <w:t xml:space="preserve"> </w:t>
-      </w:r>
+          <w:highlight w:val="yellow"/>
+        </w:rPr>
+        <w:t xml:space="preserve"> </w:t>
+      </w:r>
+      <w:proofErr w:type="spellStart"/>
       <w:r>
         <w:rPr>
           <w:rFonts w:ascii="Trebuchet MS" w:hAnsi="Trebuchet MS"/>
           <w:b/>
-        </w:rPr>
-        <w:t>BASTIAN OSORIO VASQUEZ</w:t>
-      </w:r>
-      <w:r>
-        <w:rPr>
-          <w:sz w:val="20"/>
-        </w:rPr>
-        <w:t xml:space="preserve">, cédula de identidad N.º </w:t>
-      </w:r>
+          <w:highlight w:val="yellow"/>
+        </w:rPr>
+        <w:t>xxxx</w:t>
+      </w:r>
+      <w:proofErr w:type="spellEnd"/>
       <w:r>
         <w:rPr>
           <w:rFonts w:ascii="Trebuchet MS" w:hAnsi="Trebuchet MS"/>
-        </w:rPr>
-        <w:t xml:space="preserve">19313090-9 </w:t>
+          <w:b/>
+          <w:highlight w:val="yellow"/>
+        </w:rPr>
+        <w:t xml:space="preserve"> </w:t>
+      </w:r>
+      <w:proofErr w:type="spellStart"/>
+      <w:r>
+        <w:rPr>
+          <w:rFonts w:ascii="Trebuchet MS" w:hAnsi="Trebuchet MS"/>
+          <w:b/>
+          <w:highlight w:val="yellow"/>
+        </w:rPr>
+        <w:t>xxxx</w:t>
+      </w:r>
+      <w:proofErr w:type="spellEnd"/>
+      <w:r>
+        <w:rPr>
+          <w:sz w:val="20"/>
+          <w:highlight w:val="yellow"/>
+        </w:rPr>
+        <w:t>,</w:t>
+      </w:r>
+      <w:r>
+        <w:rPr>
+          <w:sz w:val="20"/>
+        </w:rPr>
+        <w:t xml:space="preserve"> cédula de identidad N.º </w:t>
+      </w:r>
+      <w:proofErr w:type="spellStart"/>
+      <w:r>
+        <w:rPr>
+          <w:rFonts w:ascii="Trebuchet MS" w:hAnsi="Trebuchet MS"/>
+          <w:b/>
+          <w:bCs/>
+          <w:highlight w:val="yellow"/>
+        </w:rPr>
+        <w:t>xxxxxxxx</w:t>
+      </w:r>
+      <w:proofErr w:type="spellEnd"/>
+      <w:r>
+        <w:rPr>
+          <w:rFonts w:ascii="Trebuchet MS" w:hAnsi="Trebuchet MS"/>
+          <w:b/>
+          <w:bCs/>
+          <w:highlight w:val="yellow"/>
+        </w:rPr>
+        <w:t>-x</w:t>
+      </w:r>
+      <w:r>
+        <w:rPr>
+          <w:rFonts w:ascii="Trebuchet MS" w:hAnsi="Trebuchet MS"/>
+        </w:rPr>
+        <w:t xml:space="preserve"> </w:t>
       </w:r>
       <w:r>
         <w:rPr>
@@ -14096,55 +14131,6 @@
           <w:sz w:val="19"/>
         </w:rPr>
       </w:pPr>
-      <w:r>
-        <w:rPr>
-          <w:noProof/>
-          <w:sz w:val="19"/>
-        </w:rPr>
-        <w:drawing>
-          <wp:anchor distT="0" distB="0" distL="0" distR="0" simplePos="0" relativeHeight="251659264" behindDoc="1" locked="0" layoutInCell="1" allowOverlap="1" wp14:anchorId="45EDF805" wp14:editId="5550ADE8">
-            <wp:simplePos x="0" y="0"/>
-            <wp:positionH relativeFrom="page">
-              <wp:posOffset>1080135</wp:posOffset>
-            </wp:positionH>
-            <wp:positionV relativeFrom="paragraph">
-              <wp:posOffset>154188</wp:posOffset>
-            </wp:positionV>
-            <wp:extent cx="5194518" cy="1754886"/>
-            <wp:effectExtent l="0" t="0" r="0" b="0"/>
-            <wp:wrapTopAndBottom/>
-            <wp:docPr id="10" name="Image 10" descr="Tabla  El contenido generado por IA puede ser incorrecto."/>
-            <wp:cNvGraphicFramePr>
-              <a:graphicFrameLocks xmlns:a="http://schemas.openxmlformats.org/drawingml/2006/main"/>
-            </wp:cNvGraphicFramePr>
-            <a:graphic xmlns:a="http://schemas.openxmlformats.org/drawingml/2006/main">
-              <a:graphicData uri="http://schemas.openxmlformats.org/drawingml/2006/picture">
-                <pic:pic xmlns:pic="http://schemas.openxmlformats.org/drawingml/2006/picture">
-                  <pic:nvPicPr>
-                    <pic:cNvPr id="10" name="Image 10" descr="Tabla  El contenido generado por IA puede ser incorrecto."/>
-                    <pic:cNvPicPr/>
-                  </pic:nvPicPr>
-                  <pic:blipFill>
-                    <a:blip r:embed="rId9" cstate="print"/>
-                    <a:stretch>
-                      <a:fillRect/>
-                    </a:stretch>
-                  </pic:blipFill>
-                  <pic:spPr>
-                    <a:xfrm>
-                      <a:off x="0" y="0"/>
-                      <a:ext cx="5194518" cy="1754886"/>
-                    </a:xfrm>
-                    <a:prstGeom prst="rect">
-                      <a:avLst/>
-                    </a:prstGeom>
-                  </pic:spPr>
-                </pic:pic>
-              </a:graphicData>
-            </a:graphic>
-          </wp:anchor>
-        </w:drawing>
-      </w:r>
     </w:p>
     <w:p>
       <w:pPr>
@@ -14557,8 +14543,8 @@
         <w:pStyle w:val="Textoindependiente"/>
         <w:spacing w:line="278" w:lineRule="auto"/>
         <w:sectPr>
-          <w:headerReference w:type="default" r:id="rId10"/>
-          <w:footerReference w:type="default" r:id="rId11"/>
+          <w:headerReference w:type="default" r:id="rId9"/>
+          <w:footerReference w:type="default" r:id="rId10"/>
           <w:pgSz w:w="12240" w:h="15840"/>
           <w:pgMar w:top="1660" w:right="1440" w:bottom="1360" w:left="1440" w:header="708" w:footer="1178" w:gutter="0"/>
           <w:cols w:space="720"/>
@@ -16291,8 +16277,8 @@
         <w:pStyle w:val="Textoindependiente"/>
         <w:spacing w:line="278" w:lineRule="auto"/>
         <w:sectPr>
-          <w:headerReference w:type="default" r:id="rId12"/>
-          <w:footerReference w:type="default" r:id="rId13"/>
+          <w:headerReference w:type="default" r:id="rId11"/>
+          <w:footerReference w:type="default" r:id="rId12"/>
           <w:pgSz w:w="12240" w:h="15840"/>
           <w:pgMar w:top="1660" w:right="1440" w:bottom="1400" w:left="1440" w:header="708" w:footer="1202" w:gutter="0"/>
           <w:cols w:space="720"/>
@@ -16637,8 +16623,16 @@
         <w:rPr>
           <w:sz w:val="20"/>
         </w:rPr>
-        <w:t>(cuatro coma</w:t>
-      </w:r>
+        <w:t>(</w:t>
+      </w:r>
+      <w:proofErr w:type="gramStart"/>
+      <w:r>
+        <w:rPr>
+          <w:sz w:val="20"/>
+        </w:rPr>
+        <w:t>cuatro coma</w:t>
+      </w:r>
+      <w:proofErr w:type="gramEnd"/>
       <w:r>
         <w:rPr>
           <w:spacing w:val="-8"/>
@@ -27702,50 +27696,9 @@
     </w:p>
     <w:p>
       <w:pPr>
-        <w:pStyle w:val="Textoindependiente"/>
-        <w:ind w:left="0"/>
-        <w:jc w:val="left"/>
-      </w:pPr>
-    </w:p>
-    <w:p>
-      <w:pPr>
-        <w:pStyle w:val="Textoindependiente"/>
-        <w:ind w:left="0"/>
-        <w:jc w:val="left"/>
-      </w:pPr>
-    </w:p>
-    <w:p>
-      <w:pPr>
-        <w:pStyle w:val="Textoindependiente"/>
-        <w:ind w:left="0"/>
-        <w:jc w:val="left"/>
-      </w:pPr>
-    </w:p>
-    <w:p>
-      <w:pPr>
-        <w:pStyle w:val="Textoindependiente"/>
-        <w:ind w:left="0"/>
-        <w:jc w:val="left"/>
-      </w:pPr>
-    </w:p>
-    <w:p>
-      <w:pPr>
-        <w:spacing w:before="215"/>
-        <w:ind w:left="722" w:right="1"/>
-        <w:jc w:val="center"/>
-        <w:rPr>
-          <w:rFonts w:ascii="Trebuchet MS" w:hAnsi="Trebuchet MS"/>
-        </w:rPr>
-      </w:pPr>
-    </w:p>
-    <w:p/>
-    <w:p/>
-    <w:p/>
-    <w:p>
-      <w:pPr>
         <w:sectPr>
-          <w:headerReference w:type="default" r:id="rId14"/>
-          <w:footerReference w:type="default" r:id="rId15"/>
+          <w:headerReference w:type="default" r:id="rId13"/>
+          <w:footerReference w:type="default" r:id="rId14"/>
           <w:pgSz w:w="12240" w:h="15840"/>
           <w:pgMar w:top="1660" w:right="1440" w:bottom="1080" w:left="1440" w:header="708" w:footer="897" w:gutter="0"/>
           <w:pgNumType w:start="1"/>
@@ -27762,8 +27715,8 @@
       </w:pPr>
     </w:p>
     <w:sectPr>
-      <w:headerReference w:type="default" r:id="rId16"/>
-      <w:footerReference w:type="default" r:id="rId17"/>
+      <w:headerReference w:type="default" r:id="rId15"/>
+      <w:footerReference w:type="default" r:id="rId16"/>
       <w:pgSz w:w="12240" w:h="15840"/>
       <w:pgMar w:top="1660" w:right="1440" w:bottom="1400" w:left="1440" w:header="708" w:footer="1202" w:gutter="0"/>
       <w:cols w:space="720"/>
@@ -27900,54 +27853,6 @@
       <w:ind w:left="0"/>
       <w:jc w:val="left"/>
     </w:pPr>
-    <w:r>
-      <w:rPr>
-        <w:noProof/>
-      </w:rPr>
-      <w:drawing>
-        <wp:anchor distT="0" distB="0" distL="0" distR="0" simplePos="0" relativeHeight="251659264" behindDoc="1" locked="0" layoutInCell="1" allowOverlap="1" wp14:anchorId="5351D208" wp14:editId="04F35D31">
-          <wp:simplePos x="0" y="0"/>
-          <wp:positionH relativeFrom="page">
-            <wp:posOffset>5434965</wp:posOffset>
-          </wp:positionH>
-          <wp:positionV relativeFrom="page">
-            <wp:posOffset>449580</wp:posOffset>
-          </wp:positionV>
-          <wp:extent cx="1250822" cy="612648"/>
-          <wp:effectExtent l="0" t="0" r="0" b="0"/>
-          <wp:wrapNone/>
-          <wp:docPr id="7" name="Image 7"/>
-          <wp:cNvGraphicFramePr>
-            <a:graphicFrameLocks xmlns:a="http://schemas.openxmlformats.org/drawingml/2006/main"/>
-          </wp:cNvGraphicFramePr>
-          <a:graphic xmlns:a="http://schemas.openxmlformats.org/drawingml/2006/main">
-            <a:graphicData uri="http://schemas.openxmlformats.org/drawingml/2006/picture">
-              <pic:pic xmlns:pic="http://schemas.openxmlformats.org/drawingml/2006/picture">
-                <pic:nvPicPr>
-                  <pic:cNvPr id="7" name="Image 7"/>
-                  <pic:cNvPicPr/>
-                </pic:nvPicPr>
-                <pic:blipFill>
-                  <a:blip r:embed="rId1" cstate="print"/>
-                  <a:stretch>
-                    <a:fillRect/>
-                  </a:stretch>
-                </pic:blipFill>
-                <pic:spPr>
-                  <a:xfrm>
-                    <a:off x="0" y="0"/>
-                    <a:ext cx="1250822" cy="612648"/>
-                  </a:xfrm>
-                  <a:prstGeom prst="rect">
-                    <a:avLst/>
-                  </a:prstGeom>
-                </pic:spPr>
-              </pic:pic>
-            </a:graphicData>
-          </a:graphic>
-        </wp:anchor>
-      </w:drawing>
-    </w:r>
   </w:p>
 </w:hdr>
 </file>
